--- a/artifacts/swaip/public/ya-slyshu-doc.docx
+++ b/artifacts/swaip/public/ya-slyshu-doc.docx
@@ -37,7 +37,7 @@
           <w:rFonts w:ascii="Times New Roman" w:hAnsi="Times New Roman"/>
           <w:sz w:val="24"/>
         </w:rPr>
-        <w:t>_____________________________________________</w:t>
+        <w:t>Маликов Данил Мирзанурович</w:t>
       </w:r>
     </w:p>
     <w:p>
@@ -62,7 +62,17 @@
           <w:rFonts w:ascii="Times New Roman" w:hAnsi="Times New Roman"/>
           <w:sz w:val="24"/>
         </w:rPr>
-        <w:t>_____________________________________________</w:t>
+        <w:t>Маликов Данил Мирзанурович</w:t>
+      </w:r>
+      <w:r>
+        <w:br/>
+      </w:r>
+      <w:r>
+        <w:rPr>
+          <w:rFonts w:ascii="Times New Roman" w:hAnsi="Times New Roman"/>
+          <w:sz w:val="24"/>
+        </w:rPr>
+        <w:t>проживает по адресу: Россия, Республика Татарстан, г. Набережные Челны, проспект Мира, 23</w:t>
       </w:r>
     </w:p>
     <w:p>

--- a/artifacts/swaip/public/ya-slyshu-doc.docx
+++ b/artifacts/swaip/public/ya-slyshu-doc.docx
@@ -72,7 +72,7 @@
           <w:rFonts w:ascii="Times New Roman" w:hAnsi="Times New Roman"/>
           <w:sz w:val="24"/>
         </w:rPr>
-        <w:t>проживает по адресу: Россия, Республика Татарстан, г. Набережные Челны, проспект Мира, 23</w:t>
+        <w:t>проживает по адресу: Россия, Республика Татарстан, г. Набережные Челны, проспект Мира, 23, кв. 162</w:t>
       </w:r>
     </w:p>
     <w:p>
